--- a/RVfpga/RVfpgaEL2/RVfpga_NexysVideo-NoDDR/Labs/RVfpgaLabsSolutions/Lab19/RVfpga_Lab19_VeeR-EL2_NexysVideo-NoDDR_Solutions.docx
+++ b/RVfpga/RVfpgaEL2/RVfpga_NexysVideo-NoDDR/Labs/RVfpgaLabsSolutions/Lab19/RVfpga_Lab19_VeeR-EL2_NexysVideo-NoDDR_Solutions.docx
@@ -158,7 +158,7 @@
           <w:iCs/>
           <w:color w:val="000000" w:themeColor="text1"/>
         </w:rPr>
-        <w:t>Nexys Video</w:t>
+        <w:t xml:space="preserve">Nexys </w:t>
       </w:r>
       <w:r>
         <w:rPr>
@@ -167,7 +167,16 @@
           <w:iCs/>
           <w:color w:val="000000" w:themeColor="text1"/>
         </w:rPr>
-        <w:t>VideoNoDDRPath]</w:t>
+        <w:t>Video</w:t>
+      </w:r>
+      <w:r>
+        <w:rPr>
+          <w:rFonts w:eastAsia="Arial" w:cs="Arial"/>
+          <w:i/>
+          <w:iCs/>
+          <w:color w:val="000000" w:themeColor="text1"/>
+        </w:rPr>
+        <w:t>NoDDRPath]</w:t>
       </w:r>
       <w:r>
         <w:rPr>
@@ -435,7 +444,7 @@
           <w:iCs/>
           <w:color w:val="000000" w:themeColor="text1"/>
         </w:rPr>
-        <w:t>Nexys Video</w:t>
+        <w:t xml:space="preserve">Nexys </w:t>
       </w:r>
       <w:r>
         <w:rPr>
@@ -444,7 +453,7 @@
           <w:iCs/>
           <w:color w:val="000000" w:themeColor="text1"/>
         </w:rPr>
-        <w:t>VideoNoDDRPath]</w:t>
+        <w:t>Video</w:t>
       </w:r>
       <w:r>
         <w:rPr>
@@ -453,7 +462,7 @@
           <w:iCs/>
           <w:color w:val="000000" w:themeColor="text1"/>
         </w:rPr>
-        <w:t>/Labs/Lab19/LW_Instruction_</w:t>
+        <w:t>NoDDRPath]</w:t>
       </w:r>
       <w:r>
         <w:rPr>
@@ -462,14 +471,7 @@
           <w:iCs/>
           <w:color w:val="000000" w:themeColor="text1"/>
         </w:rPr>
-        <w:t>MainMemory</w:t>
-      </w:r>
-      <w:r>
-        <w:rPr>
-          <w:rFonts w:eastAsia="Arial" w:cs="Arial"/>
-          <w:color w:val="00000A"/>
-        </w:rPr>
-        <w:t xml:space="preserve"> to estimate the Main Memory read latency using the HW Counters. As in the previous task, you can use the example from </w:t>
+        <w:t>/Labs/Lab19/LW_Instruction_</w:t>
       </w:r>
       <w:r>
         <w:rPr>
@@ -478,7 +480,14 @@
           <w:iCs/>
           <w:color w:val="000000" w:themeColor="text1"/>
         </w:rPr>
-        <w:t>[RVfpgaEL2</w:t>
+        <w:t>MainMemory</w:t>
+      </w:r>
+      <w:r>
+        <w:rPr>
+          <w:rFonts w:eastAsia="Arial" w:cs="Arial"/>
+          <w:color w:val="00000A"/>
+        </w:rPr>
+        <w:t xml:space="preserve"> to estimate the Main Memory read latency using the HW Counters. As in the previous task, you can use the example from </w:t>
       </w:r>
       <w:r>
         <w:rPr>
@@ -487,7 +496,7 @@
           <w:iCs/>
           <w:color w:val="000000" w:themeColor="text1"/>
         </w:rPr>
-        <w:t>Nexys Video</w:t>
+        <w:t>[RVfpgaEL2</w:t>
       </w:r>
       <w:r>
         <w:rPr>
@@ -496,7 +505,25 @@
           <w:iCs/>
           <w:color w:val="000000" w:themeColor="text1"/>
         </w:rPr>
-        <w:t>VideoNoDDRPath]</w:t>
+        <w:t xml:space="preserve">Nexys </w:t>
+      </w:r>
+      <w:r>
+        <w:rPr>
+          <w:rFonts w:eastAsia="Arial" w:cs="Arial"/>
+          <w:i/>
+          <w:iCs/>
+          <w:color w:val="000000" w:themeColor="text1"/>
+        </w:rPr>
+        <w:t>Video</w:t>
+      </w:r>
+      <w:r>
+        <w:rPr>
+          <w:rFonts w:eastAsia="Arial" w:cs="Arial"/>
+          <w:i/>
+          <w:iCs/>
+          <w:color w:val="000000" w:themeColor="text1"/>
+        </w:rPr>
+        <w:t>NoDDRPath]</w:t>
       </w:r>
       <w:r>
         <w:rPr>
@@ -957,7 +984,7 @@
           <w:noProof/>
         </w:rPr>
         <w:drawing>
-          <wp:inline distT="0" distB="0" distL="0" distR="0" wp14:anchorId="5E54CF66" wp14:editId="44B82316">
+          <wp:inline distT="0" distB="0" distL="0" distR="0" wp14:anchorId="5E54CF66" wp14:editId="556D648F">
             <wp:extent cx="5724524" cy="295275"/>
             <wp:effectExtent l="0" t="0" r="0" b="0"/>
             <wp:docPr id="1713687352" name="Picture 1713687352"/>
@@ -1382,7 +1409,7 @@
           <w:noProof/>
         </w:rPr>
         <w:drawing>
-          <wp:inline distT="0" distB="0" distL="0" distR="0" wp14:anchorId="528C6E8B" wp14:editId="3393B5F4">
+          <wp:inline distT="0" distB="0" distL="0" distR="0" wp14:anchorId="528C6E8B" wp14:editId="7D7A3C6F">
             <wp:extent cx="5724524" cy="619125"/>
             <wp:effectExtent l="0" t="0" r="0" b="0"/>
             <wp:docPr id="120382773" name="Picture 120382773"/>
@@ -1754,7 +1781,7 @@
           <w:iCs/>
           <w:color w:val="000000" w:themeColor="text1"/>
         </w:rPr>
-        <w:t>Nexys Video</w:t>
+        <w:t xml:space="preserve">Nexys </w:t>
       </w:r>
       <w:r>
         <w:rPr>
@@ -1763,7 +1790,16 @@
           <w:iCs/>
           <w:color w:val="000000" w:themeColor="text1"/>
         </w:rPr>
-        <w:t>VideoNoDDRPath]</w:t>
+        <w:t>Video</w:t>
+      </w:r>
+      <w:r>
+        <w:rPr>
+          <w:rFonts w:eastAsia="Arial" w:cs="Arial"/>
+          <w:i/>
+          <w:iCs/>
+          <w:color w:val="000000" w:themeColor="text1"/>
+        </w:rPr>
+        <w:t>NoDDRPath]</w:t>
       </w:r>
       <w:r>
         <w:rPr>

--- a/RVfpga/RVfpgaEL2/RVfpga_NexysVideo-NoDDR/Labs/RVfpgaLabsSolutions/Lab19/RVfpga_Lab19_VeeR-EL2_NexysVideo-NoDDR_Solutions.docx
+++ b/RVfpga/RVfpgaEL2/RVfpga_NexysVideo-NoDDR/Labs/RVfpgaLabsSolutions/Lab19/RVfpga_Lab19_VeeR-EL2_NexysVideo-NoDDR_Solutions.docx
@@ -90,22 +90,37 @@
           <w:rFonts w:cs="Arial"/>
           <w:color w:val="00000A"/>
         </w:rPr>
-      </w:r>
-      <w:r>
-        <w:rPr>
-          <w:rFonts w:cs="Arial"/>
-          <w:color w:val="00000A"/>
-        </w:rPr>
         <w:fldChar w:fldCharType="separate"/>
       </w:r>
       <w:r>
-        <w:t xml:space="preserve">Figure </w:t>
-      </w:r>
-      <w:r>
-        <w:rPr>
-          <w:noProof/>
-        </w:rPr>
-        <w:t>2</w:t>
+        <w:rPr>
+          <w:rFonts w:cs="Arial" w:hint="eastAsia"/>
+          <w:b/>
+          <w:bCs/>
+          <w:color w:val="00000A"/>
+          <w:lang w:eastAsia="zh-CN"/>
+        </w:rPr>
+        <w:t>错误</w:t>
+      </w:r>
+      <w:r>
+        <w:rPr>
+          <w:rFonts w:cs="Arial" w:hint="eastAsia"/>
+          <w:b/>
+          <w:bCs/>
+          <w:color w:val="00000A"/>
+          <w:lang w:eastAsia="zh-CN"/>
+        </w:rPr>
+        <w:t>!</w:t>
+      </w:r>
+      <w:r>
+        <w:rPr>
+          <w:rFonts w:cs="Arial" w:hint="eastAsia"/>
+          <w:b/>
+          <w:bCs/>
+          <w:color w:val="00000A"/>
+          <w:lang w:eastAsia="zh-CN"/>
+        </w:rPr>
+        <w:t>未找到引用源。</w:t>
       </w:r>
       <w:r>
         <w:rPr>
@@ -822,13 +837,31 @@
         <w:fldChar w:fldCharType="separate"/>
       </w:r>
       <w:r>
-        <w:t xml:space="preserve">Figure </w:t>
-      </w:r>
-      <w:r>
-        <w:rPr>
-          <w:noProof/>
-        </w:rPr>
-        <w:t>3</w:t>
+        <w:rPr>
+          <w:rFonts w:hint="eastAsia"/>
+          <w:b/>
+          <w:bCs/>
+          <w:lang w:eastAsia="zh-CN"/>
+        </w:rPr>
+        <w:t>错误</w:t>
+      </w:r>
+      <w:r>
+        <w:rPr>
+          <w:rFonts w:hint="eastAsia"/>
+          <w:b/>
+          <w:bCs/>
+          <w:lang w:eastAsia="zh-CN"/>
+        </w:rPr>
+        <w:t>!</w:t>
+      </w:r>
+      <w:r>
+        <w:rPr>
+          <w:rFonts w:hint="eastAsia"/>
+          <w:b/>
+          <w:bCs/>
+          <w:lang w:eastAsia="zh-CN"/>
+        </w:rPr>
+        <w:t>未找到引用源。</w:t>
       </w:r>
       <w:r>
         <w:fldChar w:fldCharType="end"/>
@@ -939,6 +972,34 @@
           <w:bCs/>
           <w:color w:val="00000A"/>
         </w:rPr>
+        <w:fldChar w:fldCharType="separate"/>
+      </w:r>
+      <w:r>
+        <w:rPr>
+          <w:rFonts w:cs="Arial" w:hint="eastAsia"/>
+          <w:b/>
+          <w:color w:val="00000A"/>
+          <w:lang w:eastAsia="zh-CN"/>
+        </w:rPr>
+        <w:t>错误</w:t>
+      </w:r>
+      <w:r>
+        <w:rPr>
+          <w:rFonts w:cs="Arial" w:hint="eastAsia"/>
+          <w:b/>
+          <w:color w:val="00000A"/>
+          <w:lang w:eastAsia="zh-CN"/>
+        </w:rPr>
+        <w:t>!</w:t>
+      </w:r>
+      <w:r>
+        <w:rPr>
+          <w:rFonts w:cs="Arial" w:hint="eastAsia"/>
+          <w:b/>
+          <w:color w:val="00000A"/>
+          <w:lang w:eastAsia="zh-CN"/>
+        </w:rPr>
+        <w:t>未找到引用源。</w:t>
       </w:r>
       <w:r>
         <w:rPr>
@@ -946,45 +1007,28 @@
           <w:bCs/>
           <w:color w:val="00000A"/>
         </w:rPr>
-        <w:fldChar w:fldCharType="separate"/>
-      </w:r>
-      <w:r>
-        <w:t xml:space="preserve">Figure </w:t>
-      </w:r>
+        <w:fldChar w:fldCharType="end"/>
+      </w:r>
+      <w:r>
+        <w:rPr>
+          <w:rFonts w:cs="Arial"/>
+          <w:bCs/>
+          <w:color w:val="00000A"/>
+        </w:rPr>
+        <w:t xml:space="preserve"> and explain how it operates based on the above explanations</w:t>
+      </w:r>
+      <w:r>
+        <w:t>.</w:t>
+      </w:r>
+    </w:p>
+    <w:p/>
+    <w:p>
       <w:r>
         <w:rPr>
           <w:noProof/>
         </w:rPr>
-        <w:t>8</w:t>
-      </w:r>
-      <w:r>
-        <w:rPr>
-          <w:rFonts w:cs="Arial"/>
-          <w:bCs/>
-          <w:color w:val="00000A"/>
-        </w:rPr>
-        <w:fldChar w:fldCharType="end"/>
-      </w:r>
-      <w:r>
-        <w:rPr>
-          <w:rFonts w:cs="Arial"/>
-          <w:bCs/>
-          <w:color w:val="00000A"/>
-        </w:rPr>
-        <w:t xml:space="preserve"> and explain how it operates based on the above explanations</w:t>
-      </w:r>
-      <w:r>
-        <w:t>.</w:t>
-      </w:r>
-    </w:p>
-    <w:p/>
-    <w:p>
-      <w:r>
-        <w:rPr>
-          <w:noProof/>
-        </w:rPr>
         <w:drawing>
-          <wp:inline distT="0" distB="0" distL="0" distR="0" wp14:anchorId="5E54CF66" wp14:editId="556D648F">
+          <wp:inline distT="0" distB="0" distL="0" distR="0" wp14:anchorId="5E54CF66" wp14:editId="0E5CE85A">
             <wp:extent cx="5724524" cy="295275"/>
             <wp:effectExtent l="0" t="0" r="0" b="0"/>
             <wp:docPr id="1713687352" name="Picture 1713687352"/>
@@ -1367,49 +1411,64 @@
           <w:rFonts w:cs="Arial"/>
           <w:color w:val="00000A"/>
         </w:rPr>
-      </w:r>
-      <w:r>
-        <w:rPr>
-          <w:rFonts w:cs="Arial"/>
-          <w:color w:val="00000A"/>
-        </w:rPr>
         <w:fldChar w:fldCharType="separate"/>
       </w:r>
       <w:r>
-        <w:t xml:space="preserve">Figure </w:t>
-      </w:r>
+        <w:rPr>
+          <w:rFonts w:cs="Arial" w:hint="eastAsia"/>
+          <w:b/>
+          <w:bCs/>
+          <w:color w:val="00000A"/>
+          <w:lang w:eastAsia="zh-CN"/>
+        </w:rPr>
+        <w:t>错误</w:t>
+      </w:r>
+      <w:r>
+        <w:rPr>
+          <w:rFonts w:cs="Arial" w:hint="eastAsia"/>
+          <w:b/>
+          <w:bCs/>
+          <w:color w:val="00000A"/>
+          <w:lang w:eastAsia="zh-CN"/>
+        </w:rPr>
+        <w:t>!</w:t>
+      </w:r>
+      <w:r>
+        <w:rPr>
+          <w:rFonts w:cs="Arial" w:hint="eastAsia"/>
+          <w:b/>
+          <w:bCs/>
+          <w:color w:val="00000A"/>
+          <w:lang w:eastAsia="zh-CN"/>
+        </w:rPr>
+        <w:t>未找到引用源。</w:t>
+      </w:r>
+      <w:r>
+        <w:rPr>
+          <w:rFonts w:cs="Arial"/>
+          <w:color w:val="00000A"/>
+        </w:rPr>
+        <w:fldChar w:fldCharType="end"/>
+      </w:r>
+      <w:r>
+        <w:rPr>
+          <w:rFonts w:cs="Arial"/>
+          <w:color w:val="00000A"/>
+        </w:rPr>
+        <w:t xml:space="preserve"> and explain how it operates based on the above explanations</w:t>
+      </w:r>
+      <w:r>
+        <w:t>.</w:t>
+      </w:r>
+    </w:p>
+    <w:p/>
+    <w:p>
       <w:r>
         <w:rPr>
           <w:noProof/>
         </w:rPr>
-        <w:t>9</w:t>
-      </w:r>
-      <w:r>
-        <w:rPr>
-          <w:rFonts w:cs="Arial"/>
-          <w:color w:val="00000A"/>
-        </w:rPr>
-        <w:fldChar w:fldCharType="end"/>
-      </w:r>
-      <w:r>
-        <w:rPr>
-          <w:rFonts w:cs="Arial"/>
-          <w:color w:val="00000A"/>
-        </w:rPr>
-        <w:t xml:space="preserve"> and explain how it operates based on the above explanations</w:t>
-      </w:r>
-      <w:r>
-        <w:t>.</w:t>
-      </w:r>
-    </w:p>
-    <w:p/>
-    <w:p>
-      <w:r>
-        <w:rPr>
-          <w:noProof/>
-        </w:rPr>
         <w:drawing>
-          <wp:inline distT="0" distB="0" distL="0" distR="0" wp14:anchorId="528C6E8B" wp14:editId="7D7A3C6F">
+          <wp:inline distT="0" distB="0" distL="0" distR="0" wp14:anchorId="528C6E8B" wp14:editId="44B928BE">
             <wp:extent cx="5724524" cy="619125"/>
             <wp:effectExtent l="0" t="0" r="0" b="0"/>
             <wp:docPr id="120382773" name="Picture 120382773"/>
@@ -1672,13 +1731,31 @@
         <w:fldChar w:fldCharType="separate"/>
       </w:r>
       <w:r>
-        <w:t xml:space="preserve">Figure </w:t>
-      </w:r>
-      <w:r>
-        <w:rPr>
-          <w:noProof/>
-        </w:rPr>
-        <w:t>10</w:t>
+        <w:rPr>
+          <w:rFonts w:hint="eastAsia"/>
+          <w:b/>
+          <w:bCs/>
+          <w:lang w:eastAsia="zh-CN"/>
+        </w:rPr>
+        <w:t>错误</w:t>
+      </w:r>
+      <w:r>
+        <w:rPr>
+          <w:rFonts w:hint="eastAsia"/>
+          <w:b/>
+          <w:bCs/>
+          <w:lang w:eastAsia="zh-CN"/>
+        </w:rPr>
+        <w:t>!</w:t>
+      </w:r>
+      <w:r>
+        <w:rPr>
+          <w:rFonts w:hint="eastAsia"/>
+          <w:b/>
+          <w:bCs/>
+          <w:lang w:eastAsia="zh-CN"/>
+        </w:rPr>
+        <w:t>未找到引用源。</w:t>
       </w:r>
       <w:r>
         <w:fldChar w:fldCharType="end"/>
@@ -2021,22 +2098,37 @@
           <w:rFonts w:cs="Arial"/>
           <w:color w:val="00000A"/>
         </w:rPr>
-      </w:r>
-      <w:r>
-        <w:rPr>
-          <w:rFonts w:cs="Arial"/>
-          <w:color w:val="00000A"/>
-        </w:rPr>
         <w:fldChar w:fldCharType="separate"/>
       </w:r>
       <w:r>
-        <w:t xml:space="preserve">Figure </w:t>
-      </w:r>
-      <w:r>
-        <w:rPr>
-          <w:noProof/>
-        </w:rPr>
-        <w:t>5</w:t>
+        <w:rPr>
+          <w:rFonts w:cs="Arial" w:hint="eastAsia"/>
+          <w:b/>
+          <w:bCs/>
+          <w:color w:val="00000A"/>
+          <w:lang w:eastAsia="zh-CN"/>
+        </w:rPr>
+        <w:t>错误</w:t>
+      </w:r>
+      <w:r>
+        <w:rPr>
+          <w:rFonts w:cs="Arial" w:hint="eastAsia"/>
+          <w:b/>
+          <w:bCs/>
+          <w:color w:val="00000A"/>
+          <w:lang w:eastAsia="zh-CN"/>
+        </w:rPr>
+        <w:t>!</w:t>
+      </w:r>
+      <w:r>
+        <w:rPr>
+          <w:rFonts w:cs="Arial" w:hint="eastAsia"/>
+          <w:b/>
+          <w:bCs/>
+          <w:color w:val="00000A"/>
+          <w:lang w:eastAsia="zh-CN"/>
+        </w:rPr>
+        <w:t>未找到引用源。</w:t>
       </w:r>
       <w:r>
         <w:rPr>
@@ -2193,6 +2285,7 @@
           <w:rFonts w:eastAsia="Arial" w:cs="Arial"/>
           <w:color w:val="000000" w:themeColor="text1"/>
         </w:rPr>
+        <w:lastRenderedPageBreak/>
         <w:t xml:space="preserve">You can find a useful study in RVfpga v2.2 (provided at: </w:t>
       </w:r>
       <w:hyperlink r:id="rId16">
@@ -2313,12 +2406,9 @@
       </w:pPr>
     </w:p>
     <w:sectPr>
-      <w:headerReference w:type="even" r:id="rId17"/>
-      <w:headerReference w:type="default" r:id="rId18"/>
-      <w:footerReference w:type="even" r:id="rId19"/>
-      <w:footerReference w:type="default" r:id="rId20"/>
-      <w:headerReference w:type="first" r:id="rId21"/>
-      <w:footerReference w:type="first" r:id="rId22"/>
+      <w:headerReference w:type="default" r:id="rId17"/>
+      <w:footerReference w:type="default" r:id="rId18"/>
+      <w:footerReference w:type="first" r:id="rId19"/>
       <w:pgSz w:w="11906" w:h="16838"/>
       <w:pgMar w:top="1800" w:right="1440" w:bottom="1440" w:left="1440" w:header="706" w:footer="389" w:gutter="0"/>
       <w:cols w:space="720"/>
@@ -2354,7 +2444,76 @@
   <w:p>
     <w:pPr>
       <w:pStyle w:val="a9"/>
+      <w:rPr>
+        <w:sz w:val="12"/>
+        <w:szCs w:val="12"/>
+        <w:lang w:val="en-US"/>
+      </w:rPr>
     </w:pPr>
+    <w:r>
+      <w:rPr>
+        <w:sz w:val="12"/>
+        <w:szCs w:val="12"/>
+      </w:rPr>
+      <w:t xml:space="preserve">Imagination University Programme – RVfpga-EL2 – </w:t>
+    </w:r>
+    <w:r>
+      <w:rPr>
+        <w:sz w:val="12"/>
+        <w:szCs w:val="12"/>
+      </w:rPr>
+      <w:t>Lab 19: Instruction Cache</w:t>
+    </w:r>
+  </w:p>
+  <w:p>
+    <w:pPr>
+      <w:pStyle w:val="a9"/>
+    </w:pPr>
+    <w:r>
+      <w:rPr>
+        <w:sz w:val="12"/>
+      </w:rPr>
+      <w:t>Version</w:t>
+    </w:r>
+    <w:r>
+      <w:rPr>
+        <w:sz w:val="12"/>
+        <w:lang w:eastAsia="zh-CN"/>
+      </w:rPr>
+      <w:t xml:space="preserve"> </w:t>
+    </w:r>
+    <w:r>
+      <w:rPr>
+        <w:sz w:val="12"/>
+        <w:lang w:eastAsia="zh-CN"/>
+      </w:rPr>
+      <w:t>3</w:t>
+    </w:r>
+    <w:r>
+      <w:rPr>
+        <w:sz w:val="12"/>
+        <w:lang w:eastAsia="zh-CN"/>
+      </w:rPr>
+      <w:t>.0</w:t>
+    </w:r>
+    <w:r>
+      <w:rPr>
+        <w:sz w:val="12"/>
+      </w:rPr>
+      <w:t xml:space="preserve"> – November 2023</w:t>
+    </w:r>
+  </w:p>
+  <w:p>
+    <w:pPr>
+      <w:pStyle w:val="a9"/>
+    </w:pPr>
+    <w:r>
+      <w:rPr>
+        <w:rFonts w:cs="Arial"/>
+        <w:sz w:val="16"/>
+      </w:rPr>
+      <w:t>© Copyright Imagination Technologies</w:t>
+    </w:r>
   </w:p>
 </w:ftr>
 </file>
@@ -2438,85 +2597,6 @@
 </w:ftr>
 </file>
 
-<file path=word/footer3.xml><?xml version="1.0" encoding="utf-8"?>
-<w:ftr xmlns:wpc="http://schemas.microsoft.com/office/word/2010/wordprocessingCanvas" xmlns:cx="http://schemas.microsoft.com/office/drawing/2014/chartex" xmlns:cx1="http://schemas.microsoft.com/office/drawing/2015/9/8/chartex" xmlns:cx2="http://schemas.microsoft.com/office/drawing/2015/10/21/chartex" xmlns:cx3="http://schemas.microsoft.com/office/drawing/2016/5/9/chartex" xmlns:cx4="http://schemas.microsoft.com/office/drawing/2016/5/10/chartex" xmlns:cx5="http://schemas.microsoft.com/office/drawing/2016/5/11/chartex" xmlns:cx6="http://schemas.microsoft.com/office/drawing/2016/5/12/chartex" xmlns:cx7="http://schemas.microsoft.com/office/drawing/2016/5/13/chartex" xmlns:cx8="http://schemas.microsoft.com/office/drawing/2016/5/14/chartex" xmlns:mc="http://schemas.openxmlformats.org/markup-compatibility/2006" xmlns:aink="http://schemas.microsoft.com/office/drawing/2016/ink" xmlns:am3d="http://schemas.microsoft.com/office/drawing/2017/model3d" xmlns:o="urn:schemas-microsoft-com:office:office" xmlns:oel="http://schemas.microsoft.com/office/2019/extlst" xmlns:r="http://schemas.openxmlformats.org/officeDocument/2006/relationships" xmlns:m="http://schemas.openxmlformats.org/officeDocument/2006/math" xmlns:v="urn:schemas-microsoft-com:vml" xmlns:wp14="http://schemas.microsoft.com/office/word/2010/wordprocessingDrawing" xmlns:wp="http://schemas.openxmlformats.org/drawingml/2006/wordprocessingDrawing" xmlns:w10="urn:schemas-microsoft-com:office:word" xmlns:w="http://schemas.openxmlformats.org/wordprocessingml/2006/main" xmlns:w14="http://schemas.microsoft.com/office/word/2010/wordml" xmlns:w15="http://schemas.microsoft.com/office/word/2012/wordml" xmlns:w16cex="http://schemas.microsoft.com/office/word/2018/wordml/cex" xmlns:w16cid="http://schemas.microsoft.com/office/word/2016/wordml/cid" xmlns:w16="http://schemas.microsoft.com/office/word/2018/wordml" xmlns:w16du="http://schemas.microsoft.com/office/word/2023/wordml/word16du" xmlns:w16sdtdh="http://schemas.microsoft.com/office/word/2020/wordml/sdtdatahash" xmlns:w16sdtfl="http://schemas.microsoft.com/office/word/2024/wordml/sdtformatlock" xmlns:w16se="http://schemas.microsoft.com/office/word/2015/wordml/symex" xmlns:wpg="http://schemas.microsoft.com/office/word/2010/wordprocessingGroup" xmlns:wpi="http://schemas.microsoft.com/office/word/2010/wordprocessingInk" xmlns:wne="http://schemas.microsoft.com/office/word/2006/wordml" xmlns:wps="http://schemas.microsoft.com/office/word/2010/wordprocessingShape" mc:Ignorable="w14 w15 w16se w16cid w16 w16cex w16sdtdh w16sdtfl w16du wp14">
-  <w:p>
-    <w:pPr>
-      <w:pStyle w:val="a9"/>
-      <w:rPr>
-        <w:sz w:val="12"/>
-        <w:szCs w:val="12"/>
-        <w:lang w:val="en-US"/>
-      </w:rPr>
-    </w:pPr>
-    <w:r>
-      <w:rPr>
-        <w:sz w:val="12"/>
-        <w:szCs w:val="12"/>
-      </w:rPr>
-      <w:t xml:space="preserve">Imagination University Programme – RVfpga-EL2 – </w:t>
-    </w:r>
-    <w:r>
-      <w:rPr>
-        <w:sz w:val="12"/>
-        <w:szCs w:val="12"/>
-      </w:rPr>
-      <w:t>Lab 19: Instruction Cache</w:t>
-    </w:r>
-  </w:p>
-  <w:p>
-    <w:pPr>
-      <w:pStyle w:val="a9"/>
-    </w:pPr>
-    <w:r>
-      <w:rPr>
-        <w:sz w:val="12"/>
-      </w:rPr>
-      <w:t>Version</w:t>
-    </w:r>
-    <w:r>
-      <w:rPr>
-        <w:sz w:val="12"/>
-        <w:lang w:eastAsia="zh-CN"/>
-      </w:rPr>
-      <w:t xml:space="preserve"> </w:t>
-    </w:r>
-    <w:r>
-      <w:rPr>
-        <w:sz w:val="12"/>
-        <w:lang w:eastAsia="zh-CN"/>
-      </w:rPr>
-      <w:t>3</w:t>
-    </w:r>
-    <w:r>
-      <w:rPr>
-        <w:sz w:val="12"/>
-        <w:lang w:eastAsia="zh-CN"/>
-      </w:rPr>
-      <w:t>.0</w:t>
-    </w:r>
-    <w:r>
-      <w:rPr>
-        <w:sz w:val="12"/>
-      </w:rPr>
-      <w:t xml:space="preserve"> – November 2023</w:t>
-    </w:r>
-  </w:p>
-  <w:p>
-    <w:pPr>
-      <w:pStyle w:val="a9"/>
-    </w:pPr>
-    <w:r>
-      <w:rPr>
-        <w:rFonts w:cs="Arial"/>
-        <w:sz w:val="16"/>
-      </w:rPr>
-      <w:t>© Copyright Imagination Technologies</w:t>
-    </w:r>
-  </w:p>
-</w:ftr>
-</file>
-
 <file path=word/footnotes.xml><?xml version="1.0" encoding="utf-8"?>
 <w:footnotes xmlns:wpc="http://schemas.microsoft.com/office/word/2010/wordprocessingCanvas" xmlns:cx="http://schemas.microsoft.com/office/drawing/2014/chartex" xmlns:cx1="http://schemas.microsoft.com/office/drawing/2015/9/8/chartex" xmlns:cx2="http://schemas.microsoft.com/office/drawing/2015/10/21/chartex" xmlns:cx3="http://schemas.microsoft.com/office/drawing/2016/5/9/chartex" xmlns:cx4="http://schemas.microsoft.com/office/drawing/2016/5/10/chartex" xmlns:cx5="http://schemas.microsoft.com/office/drawing/2016/5/11/chartex" xmlns:cx6="http://schemas.microsoft.com/office/drawing/2016/5/12/chartex" xmlns:cx7="http://schemas.microsoft.com/office/drawing/2016/5/13/chartex" xmlns:cx8="http://schemas.microsoft.com/office/drawing/2016/5/14/chartex" xmlns:mc="http://schemas.openxmlformats.org/markup-compatibility/2006" xmlns:aink="http://schemas.microsoft.com/office/drawing/2016/ink" xmlns:am3d="http://schemas.microsoft.com/office/drawing/2017/model3d" xmlns:o="urn:schemas-microsoft-com:office:office" xmlns:oel="http://schemas.microsoft.com/office/2019/extlst" xmlns:r="http://schemas.openxmlformats.org/officeDocument/2006/relationships" xmlns:m="http://schemas.openxmlformats.org/officeDocument/2006/math" xmlns:v="urn:schemas-microsoft-com:vml" xmlns:wp14="http://schemas.microsoft.com/office/word/2010/wordprocessingDrawing" xmlns:wp="http://schemas.openxmlformats.org/drawingml/2006/wordprocessingDrawing" xmlns:w10="urn:schemas-microsoft-com:office:word" xmlns:w="http://schemas.openxmlformats.org/wordprocessingml/2006/main" xmlns:w14="http://schemas.microsoft.com/office/word/2010/wordml" xmlns:w15="http://schemas.microsoft.com/office/word/2012/wordml" xmlns:w16cex="http://schemas.microsoft.com/office/word/2018/wordml/cex" xmlns:w16cid="http://schemas.microsoft.com/office/word/2016/wordml/cid" xmlns:w16="http://schemas.microsoft.com/office/word/2018/wordml" xmlns:w16du="http://schemas.microsoft.com/office/word/2023/wordml/word16du" xmlns:w16sdtdh="http://schemas.microsoft.com/office/word/2020/wordml/sdtdatahash" xmlns:w16sdtfl="http://schemas.microsoft.com/office/word/2024/wordml/sdtformatlock" xmlns:w16se="http://schemas.microsoft.com/office/word/2015/wordml/symex" xmlns:wpg="http://schemas.microsoft.com/office/word/2010/wordprocessingGroup" xmlns:wpi="http://schemas.microsoft.com/office/word/2010/wordprocessingInk" xmlns:wne="http://schemas.microsoft.com/office/word/2006/wordml" xmlns:wps="http://schemas.microsoft.com/office/word/2010/wordprocessingShape" mc:Ignorable="w14 w15 w16se w16cid w16 w16cex w16sdtdh w16sdtfl w16du wp14">
   <w:footnote w:type="separator" w:id="-1">
@@ -2537,16 +2617,6 @@
 </file>
 
 <file path=word/header1.xml><?xml version="1.0" encoding="utf-8"?>
-<w:hdr xmlns:wpc="http://schemas.microsoft.com/office/word/2010/wordprocessingCanvas" xmlns:cx="http://schemas.microsoft.com/office/drawing/2014/chartex" xmlns:cx1="http://schemas.microsoft.com/office/drawing/2015/9/8/chartex" xmlns:cx2="http://schemas.microsoft.com/office/drawing/2015/10/21/chartex" xmlns:cx3="http://schemas.microsoft.com/office/drawing/2016/5/9/chartex" xmlns:cx4="http://schemas.microsoft.com/office/drawing/2016/5/10/chartex" xmlns:cx5="http://schemas.microsoft.com/office/drawing/2016/5/11/chartex" xmlns:cx6="http://schemas.microsoft.com/office/drawing/2016/5/12/chartex" xmlns:cx7="http://schemas.microsoft.com/office/drawing/2016/5/13/chartex" xmlns:cx8="http://schemas.microsoft.com/office/drawing/2016/5/14/chartex" xmlns:mc="http://schemas.openxmlformats.org/markup-compatibility/2006" xmlns:aink="http://schemas.microsoft.com/office/drawing/2016/ink" xmlns:am3d="http://schemas.microsoft.com/office/drawing/2017/model3d" xmlns:o="urn:schemas-microsoft-com:office:office" xmlns:oel="http://schemas.microsoft.com/office/2019/extlst" xmlns:r="http://schemas.openxmlformats.org/officeDocument/2006/relationships" xmlns:m="http://schemas.openxmlformats.org/officeDocument/2006/math" xmlns:v="urn:schemas-microsoft-com:vml" xmlns:wp14="http://schemas.microsoft.com/office/word/2010/wordprocessingDrawing" xmlns:wp="http://schemas.openxmlformats.org/drawingml/2006/wordprocessingDrawing" xmlns:w10="urn:schemas-microsoft-com:office:word" xmlns:w="http://schemas.openxmlformats.org/wordprocessingml/2006/main" xmlns:w14="http://schemas.microsoft.com/office/word/2010/wordml" xmlns:w15="http://schemas.microsoft.com/office/word/2012/wordml" xmlns:w16cex="http://schemas.microsoft.com/office/word/2018/wordml/cex" xmlns:w16cid="http://schemas.microsoft.com/office/word/2016/wordml/cid" xmlns:w16="http://schemas.microsoft.com/office/word/2018/wordml" xmlns:w16du="http://schemas.microsoft.com/office/word/2023/wordml/word16du" xmlns:w16sdtdh="http://schemas.microsoft.com/office/word/2020/wordml/sdtdatahash" xmlns:w16sdtfl="http://schemas.microsoft.com/office/word/2024/wordml/sdtformatlock" xmlns:w16se="http://schemas.microsoft.com/office/word/2015/wordml/symex" xmlns:wpg="http://schemas.microsoft.com/office/word/2010/wordprocessingGroup" xmlns:wpi="http://schemas.microsoft.com/office/word/2010/wordprocessingInk" xmlns:wne="http://schemas.microsoft.com/office/word/2006/wordml" xmlns:wps="http://schemas.microsoft.com/office/word/2010/wordprocessingShape" mc:Ignorable="w14 w15 w16se w16cid w16 w16cex w16sdtdh w16sdtfl w16du wp14">
-  <w:p>
-    <w:pPr>
-      <w:pStyle w:val="ab"/>
-    </w:pPr>
-  </w:p>
-</w:hdr>
-</file>
-
-<file path=word/header2.xml><?xml version="1.0" encoding="utf-8"?>
 <w:hdr xmlns:wpc="http://schemas.microsoft.com/office/word/2010/wordprocessingCanvas" xmlns:cx="http://schemas.microsoft.com/office/drawing/2014/chartex" xmlns:cx1="http://schemas.microsoft.com/office/drawing/2015/9/8/chartex" xmlns:cx2="http://schemas.microsoft.com/office/drawing/2015/10/21/chartex" xmlns:cx3="http://schemas.microsoft.com/office/drawing/2016/5/9/chartex" xmlns:cx4="http://schemas.microsoft.com/office/drawing/2016/5/10/chartex" xmlns:cx5="http://schemas.microsoft.com/office/drawing/2016/5/11/chartex" xmlns:cx6="http://schemas.microsoft.com/office/drawing/2016/5/12/chartex" xmlns:cx7="http://schemas.microsoft.com/office/drawing/2016/5/13/chartex" xmlns:cx8="http://schemas.microsoft.com/office/drawing/2016/5/14/chartex" xmlns:mc="http://schemas.openxmlformats.org/markup-compatibility/2006" xmlns:aink="http://schemas.microsoft.com/office/drawing/2016/ink" xmlns:am3d="http://schemas.microsoft.com/office/drawing/2017/model3d" xmlns:o="urn:schemas-microsoft-com:office:office" xmlns:oel="http://schemas.microsoft.com/office/2019/extlst" xmlns:r="http://schemas.openxmlformats.org/officeDocument/2006/relationships" xmlns:m="http://schemas.openxmlformats.org/officeDocument/2006/math" xmlns:v="urn:schemas-microsoft-com:vml" xmlns:wp14="http://schemas.microsoft.com/office/word/2010/wordprocessingDrawing" xmlns:wp="http://schemas.openxmlformats.org/drawingml/2006/wordprocessingDrawing" xmlns:w10="urn:schemas-microsoft-com:office:word" xmlns:w="http://schemas.openxmlformats.org/wordprocessingml/2006/main" xmlns:w14="http://schemas.microsoft.com/office/word/2010/wordml" xmlns:w15="http://schemas.microsoft.com/office/word/2012/wordml" xmlns:w16cex="http://schemas.microsoft.com/office/word/2018/wordml/cex" xmlns:w16cid="http://schemas.microsoft.com/office/word/2016/wordml/cid" xmlns:w16="http://schemas.microsoft.com/office/word/2018/wordml" xmlns:w16du="http://schemas.microsoft.com/office/word/2023/wordml/word16du" xmlns:w16sdtdh="http://schemas.microsoft.com/office/word/2020/wordml/sdtdatahash" xmlns:w16sdtfl="http://schemas.microsoft.com/office/word/2024/wordml/sdtformatlock" xmlns:w16se="http://schemas.microsoft.com/office/word/2015/wordml/symex" xmlns:wpg="http://schemas.microsoft.com/office/word/2010/wordprocessingGroup" xmlns:wpi="http://schemas.microsoft.com/office/word/2010/wordprocessingInk" xmlns:wne="http://schemas.microsoft.com/office/word/2006/wordml" xmlns:wps="http://schemas.microsoft.com/office/word/2010/wordprocessingShape" mc:Ignorable="w14 w15 w16se w16cid w16 w16cex w16sdtdh w16sdtfl w16du wp14">
   <w:p>
     <w:pPr>
@@ -2603,16 +2673,6 @@
         </wp:anchor>
       </w:drawing>
     </w:r>
-  </w:p>
-</w:hdr>
-</file>
-
-<file path=word/header3.xml><?xml version="1.0" encoding="utf-8"?>
-<w:hdr xmlns:wpc="http://schemas.microsoft.com/office/word/2010/wordprocessingCanvas" xmlns:cx="http://schemas.microsoft.com/office/drawing/2014/chartex" xmlns:cx1="http://schemas.microsoft.com/office/drawing/2015/9/8/chartex" xmlns:cx2="http://schemas.microsoft.com/office/drawing/2015/10/21/chartex" xmlns:cx3="http://schemas.microsoft.com/office/drawing/2016/5/9/chartex" xmlns:cx4="http://schemas.microsoft.com/office/drawing/2016/5/10/chartex" xmlns:cx5="http://schemas.microsoft.com/office/drawing/2016/5/11/chartex" xmlns:cx6="http://schemas.microsoft.com/office/drawing/2016/5/12/chartex" xmlns:cx7="http://schemas.microsoft.com/office/drawing/2016/5/13/chartex" xmlns:cx8="http://schemas.microsoft.com/office/drawing/2016/5/14/chartex" xmlns:mc="http://schemas.openxmlformats.org/markup-compatibility/2006" xmlns:aink="http://schemas.microsoft.com/office/drawing/2016/ink" xmlns:am3d="http://schemas.microsoft.com/office/drawing/2017/model3d" xmlns:o="urn:schemas-microsoft-com:office:office" xmlns:oel="http://schemas.microsoft.com/office/2019/extlst" xmlns:r="http://schemas.openxmlformats.org/officeDocument/2006/relationships" xmlns:m="http://schemas.openxmlformats.org/officeDocument/2006/math" xmlns:v="urn:schemas-microsoft-com:vml" xmlns:wp14="http://schemas.microsoft.com/office/word/2010/wordprocessingDrawing" xmlns:wp="http://schemas.openxmlformats.org/drawingml/2006/wordprocessingDrawing" xmlns:w10="urn:schemas-microsoft-com:office:word" xmlns:w="http://schemas.openxmlformats.org/wordprocessingml/2006/main" xmlns:w14="http://schemas.microsoft.com/office/word/2010/wordml" xmlns:w15="http://schemas.microsoft.com/office/word/2012/wordml" xmlns:w16cex="http://schemas.microsoft.com/office/word/2018/wordml/cex" xmlns:w16cid="http://schemas.microsoft.com/office/word/2016/wordml/cid" xmlns:w16="http://schemas.microsoft.com/office/word/2018/wordml" xmlns:w16du="http://schemas.microsoft.com/office/word/2023/wordml/word16du" xmlns:w16sdtdh="http://schemas.microsoft.com/office/word/2020/wordml/sdtdatahash" xmlns:w16sdtfl="http://schemas.microsoft.com/office/word/2024/wordml/sdtformatlock" xmlns:w16se="http://schemas.microsoft.com/office/word/2015/wordml/symex" xmlns:wpg="http://schemas.microsoft.com/office/word/2010/wordprocessingGroup" xmlns:wpi="http://schemas.microsoft.com/office/word/2010/wordprocessingInk" xmlns:wne="http://schemas.microsoft.com/office/word/2006/wordml" xmlns:wps="http://schemas.microsoft.com/office/word/2010/wordprocessingShape" mc:Ignorable="w14 w15 w16se w16cid w16 w16cex w16sdtdh w16sdtfl w16du wp14">
-  <w:p>
-    <w:pPr>
-      <w:pStyle w:val="ab"/>
-    </w:pPr>
   </w:p>
 </w:hdr>
 </file>
